--- a/Anotações/Outubro de 2024/Dia 23 - Estrutura for em Python.docx
+++ b/Anotações/Outubro de 2024/Dia 23 - Estrutura for em Python.docx
@@ -43,8 +43,8 @@
         </w:rPr>
       </w:pPr>
       <w:r>
-        <w:object w:dxaOrig="4529" w:dyaOrig="2009">
-          <v:rect xmlns:o="urn:schemas-microsoft-com:office:office" xmlns:v="urn:schemas-microsoft-com:vml" id="rectole0000000000" style="width:226.450000pt;height:100.450000pt" o:preferrelative="t" o:ole="">
+        <w:object w:dxaOrig="4575" w:dyaOrig="2024">
+          <v:rect xmlns:o="urn:schemas-microsoft-com:office:office" xmlns:v="urn:schemas-microsoft-com:vml" id="rectole0000000000" style="width:228.750000pt;height:101.200000pt" o:preferrelative="t" o:ole="">
             <o:lock v:ext="edit"/>
             <v:imagedata xmlns:r="http://schemas.openxmlformats.org/officeDocument/2006/relationships" r:id="docRId1" o:title=""/>
           </v:rect>
@@ -405,6 +405,448 @@
           <w:shd w:fill="auto" w:val="clear"/>
         </w:rPr>
         <w:t xml:space="preserve">O primeiro número a ser mostrado no console é 2, e se não tivessemos o terceiro argumento ele contaria até 7 de 1 em 1, porém, por conta do terceiro argumento ser um 3 ele vai contar do 2 para o 5 e o próximo seria um 8, porém como continuaria contando até 7, só que de 3 em 3 o 8 não é contado.</w:t>
+      </w:r>
+    </w:p>
+    <w:p>
+      <w:pPr>
+        <w:spacing w:before="0" w:after="200" w:line="276"/>
+        <w:ind w:right="0" w:left="0" w:firstLine="0"/>
+        <w:jc w:val="left"/>
+        <w:rPr>
+          <w:rFonts w:ascii="Calibri" w:hAnsi="Calibri" w:cs="Calibri" w:eastAsia="Calibri"/>
+          <w:color w:val="auto"/>
+          <w:spacing w:val="0"/>
+          <w:position w:val="0"/>
+          <w:sz w:val="22"/>
+          <w:shd w:fill="auto" w:val="clear"/>
+        </w:rPr>
+      </w:pPr>
+      <w:r>
+        <w:rPr>
+          <w:rFonts w:ascii="Calibri" w:hAnsi="Calibri" w:cs="Calibri" w:eastAsia="Calibri"/>
+          <w:color w:val="auto"/>
+          <w:spacing w:val="0"/>
+          <w:position w:val="0"/>
+          <w:sz w:val="22"/>
+          <w:shd w:fill="auto" w:val="clear"/>
+        </w:rPr>
+        <w:t xml:space="preserve">As funções break e continue funcionam exatamente como em Java.</w:t>
+      </w:r>
+    </w:p>
+    <w:p>
+      <w:pPr>
+        <w:spacing w:before="0" w:after="200" w:line="276"/>
+        <w:ind w:right="0" w:left="0" w:firstLine="0"/>
+        <w:jc w:val="left"/>
+        <w:rPr>
+          <w:rFonts w:ascii="Calibri" w:hAnsi="Calibri" w:cs="Calibri" w:eastAsia="Calibri"/>
+          <w:color w:val="auto"/>
+          <w:spacing w:val="0"/>
+          <w:position w:val="0"/>
+          <w:sz w:val="22"/>
+          <w:shd w:fill="auto" w:val="clear"/>
+        </w:rPr>
+      </w:pPr>
+      <w:r>
+        <w:rPr>
+          <w:rFonts w:ascii="Calibri" w:hAnsi="Calibri" w:cs="Calibri" w:eastAsia="Calibri"/>
+          <w:color w:val="auto"/>
+          <w:spacing w:val="0"/>
+          <w:position w:val="0"/>
+          <w:sz w:val="22"/>
+          <w:shd w:fill="auto" w:val="clear"/>
+        </w:rPr>
+        <w:t xml:space="preserve">Nós podemos usar também else nas estruturas while e nas estruturas for.</w:t>
+      </w:r>
+    </w:p>
+    <w:p>
+      <w:pPr>
+        <w:spacing w:before="0" w:after="200" w:line="276"/>
+        <w:ind w:right="0" w:left="0" w:firstLine="0"/>
+        <w:jc w:val="left"/>
+        <w:rPr>
+          <w:rFonts w:ascii="Calibri" w:hAnsi="Calibri" w:cs="Calibri" w:eastAsia="Calibri"/>
+          <w:color w:val="auto"/>
+          <w:spacing w:val="0"/>
+          <w:position w:val="0"/>
+          <w:sz w:val="22"/>
+          <w:shd w:fill="auto" w:val="clear"/>
+        </w:rPr>
+      </w:pPr>
+      <w:r>
+        <w:rPr>
+          <w:rFonts w:ascii="Calibri" w:hAnsi="Calibri" w:cs="Calibri" w:eastAsia="Calibri"/>
+          <w:color w:val="auto"/>
+          <w:spacing w:val="0"/>
+          <w:position w:val="0"/>
+          <w:sz w:val="22"/>
+          <w:shd w:fill="auto" w:val="clear"/>
+        </w:rPr>
+        <w:t xml:space="preserve">Nas estruturas for o valor armazenado é o último a ter sido contado. Por exemplo:</w:t>
+      </w:r>
+    </w:p>
+    <w:p>
+      <w:pPr>
+        <w:spacing w:before="0" w:after="200" w:line="276"/>
+        <w:ind w:right="0" w:left="0" w:firstLine="0"/>
+        <w:jc w:val="left"/>
+        <w:rPr>
+          <w:rFonts w:ascii="Calibri" w:hAnsi="Calibri" w:cs="Calibri" w:eastAsia="Calibri"/>
+          <w:color w:val="auto"/>
+          <w:spacing w:val="0"/>
+          <w:position w:val="0"/>
+          <w:sz w:val="22"/>
+          <w:shd w:fill="auto" w:val="clear"/>
+        </w:rPr>
+      </w:pPr>
+      <w:r>
+        <w:rPr>
+          <w:rFonts w:ascii="Calibri" w:hAnsi="Calibri" w:cs="Calibri" w:eastAsia="Calibri"/>
+          <w:color w:val="auto"/>
+          <w:spacing w:val="0"/>
+          <w:position w:val="0"/>
+          <w:sz w:val="22"/>
+          <w:shd w:fill="auto" w:val="clear"/>
+        </w:rPr>
+        <w:t xml:space="preserve">i = 12</w:t>
+      </w:r>
+    </w:p>
+    <w:p>
+      <w:pPr>
+        <w:spacing w:before="0" w:after="200" w:line="276"/>
+        <w:ind w:right="0" w:left="0" w:firstLine="0"/>
+        <w:jc w:val="left"/>
+        <w:rPr>
+          <w:rFonts w:ascii="Calibri" w:hAnsi="Calibri" w:cs="Calibri" w:eastAsia="Calibri"/>
+          <w:color w:val="auto"/>
+          <w:spacing w:val="0"/>
+          <w:position w:val="0"/>
+          <w:sz w:val="22"/>
+          <w:shd w:fill="auto" w:val="clear"/>
+        </w:rPr>
+      </w:pPr>
+      <w:r>
+        <w:rPr>
+          <w:rFonts w:ascii="Calibri" w:hAnsi="Calibri" w:cs="Calibri" w:eastAsia="Calibri"/>
+          <w:color w:val="auto"/>
+          <w:spacing w:val="0"/>
+          <w:position w:val="0"/>
+          <w:sz w:val="22"/>
+          <w:shd w:fill="auto" w:val="clear"/>
+        </w:rPr>
+        <w:t xml:space="preserve">for i in range(2, 21, 3):</w:t>
+      </w:r>
+    </w:p>
+    <w:p>
+      <w:pPr>
+        <w:spacing w:before="0" w:after="200" w:line="276"/>
+        <w:ind w:right="0" w:left="0" w:firstLine="0"/>
+        <w:jc w:val="left"/>
+        <w:rPr>
+          <w:rFonts w:ascii="Calibri" w:hAnsi="Calibri" w:cs="Calibri" w:eastAsia="Calibri"/>
+          <w:color w:val="auto"/>
+          <w:spacing w:val="0"/>
+          <w:position w:val="0"/>
+          <w:sz w:val="22"/>
+          <w:shd w:fill="auto" w:val="clear"/>
+        </w:rPr>
+      </w:pPr>
+      <w:r>
+        <w:rPr>
+          <w:rFonts w:ascii="Calibri" w:hAnsi="Calibri" w:cs="Calibri" w:eastAsia="Calibri"/>
+          <w:color w:val="auto"/>
+          <w:spacing w:val="0"/>
+          <w:position w:val="0"/>
+          <w:sz w:val="22"/>
+          <w:shd w:fill="auto" w:val="clear"/>
+        </w:rPr>
+        <w:t xml:space="preserve">    print(i)</w:t>
+      </w:r>
+    </w:p>
+    <w:p>
+      <w:pPr>
+        <w:spacing w:before="0" w:after="200" w:line="276"/>
+        <w:ind w:right="0" w:left="0" w:firstLine="0"/>
+        <w:jc w:val="left"/>
+        <w:rPr>
+          <w:rFonts w:ascii="Calibri" w:hAnsi="Calibri" w:cs="Calibri" w:eastAsia="Calibri"/>
+          <w:color w:val="auto"/>
+          <w:spacing w:val="0"/>
+          <w:position w:val="0"/>
+          <w:sz w:val="22"/>
+          <w:shd w:fill="auto" w:val="clear"/>
+        </w:rPr>
+      </w:pPr>
+      <w:r>
+        <w:rPr>
+          <w:rFonts w:ascii="Calibri" w:hAnsi="Calibri" w:cs="Calibri" w:eastAsia="Calibri"/>
+          <w:color w:val="auto"/>
+          <w:spacing w:val="0"/>
+          <w:position w:val="0"/>
+          <w:sz w:val="22"/>
+          <w:shd w:fill="auto" w:val="clear"/>
+        </w:rPr>
+        <w:t xml:space="preserve">else:</w:t>
+      </w:r>
+    </w:p>
+    <w:p>
+      <w:pPr>
+        <w:spacing w:before="0" w:after="200" w:line="276"/>
+        <w:ind w:right="0" w:left="0" w:firstLine="0"/>
+        <w:jc w:val="left"/>
+        <w:rPr>
+          <w:rFonts w:ascii="Calibri" w:hAnsi="Calibri" w:cs="Calibri" w:eastAsia="Calibri"/>
+          <w:color w:val="auto"/>
+          <w:spacing w:val="0"/>
+          <w:position w:val="0"/>
+          <w:sz w:val="22"/>
+          <w:shd w:fill="auto" w:val="clear"/>
+        </w:rPr>
+      </w:pPr>
+      <w:r>
+        <w:rPr>
+          <w:rFonts w:ascii="Calibri" w:hAnsi="Calibri" w:cs="Calibri" w:eastAsia="Calibri"/>
+          <w:color w:val="auto"/>
+          <w:spacing w:val="0"/>
+          <w:position w:val="0"/>
+          <w:sz w:val="22"/>
+          <w:shd w:fill="auto" w:val="clear"/>
+        </w:rPr>
+        <w:t xml:space="preserve">    print("else:", i)</w:t>
+      </w:r>
+    </w:p>
+    <w:p>
+      <w:pPr>
+        <w:spacing w:before="0" w:after="200" w:line="276"/>
+        <w:ind w:right="0" w:left="0" w:firstLine="0"/>
+        <w:jc w:val="left"/>
+        <w:rPr>
+          <w:rFonts w:ascii="Calibri" w:hAnsi="Calibri" w:cs="Calibri" w:eastAsia="Calibri"/>
+          <w:color w:val="auto"/>
+          <w:spacing w:val="0"/>
+          <w:position w:val="0"/>
+          <w:sz w:val="22"/>
+          <w:shd w:fill="auto" w:val="clear"/>
+        </w:rPr>
+      </w:pPr>
+      <w:r>
+        <w:rPr>
+          <w:rFonts w:ascii="Calibri" w:hAnsi="Calibri" w:cs="Calibri" w:eastAsia="Calibri"/>
+          <w:color w:val="auto"/>
+          <w:spacing w:val="0"/>
+          <w:position w:val="0"/>
+          <w:sz w:val="22"/>
+          <w:shd w:fill="auto" w:val="clear"/>
+        </w:rPr>
+        <w:t xml:space="preserve">O último número a ser contado será 20, e portanto o else ira imprimir o número 20.</w:t>
+      </w:r>
+    </w:p>
+    <w:p>
+      <w:pPr>
+        <w:spacing w:before="0" w:after="200" w:line="276"/>
+        <w:ind w:right="0" w:left="0" w:firstLine="0"/>
+        <w:jc w:val="left"/>
+        <w:rPr>
+          <w:rFonts w:ascii="Calibri" w:hAnsi="Calibri" w:cs="Calibri" w:eastAsia="Calibri"/>
+          <w:color w:val="auto"/>
+          <w:spacing w:val="0"/>
+          <w:position w:val="0"/>
+          <w:sz w:val="22"/>
+          <w:shd w:fill="auto" w:val="clear"/>
+        </w:rPr>
+      </w:pPr>
+      <w:r>
+        <w:rPr>
+          <w:rFonts w:ascii="Calibri" w:hAnsi="Calibri" w:cs="Calibri" w:eastAsia="Calibri"/>
+          <w:color w:val="auto"/>
+          <w:spacing w:val="0"/>
+          <w:position w:val="0"/>
+          <w:sz w:val="22"/>
+          <w:shd w:fill="auto" w:val="clear"/>
+        </w:rPr>
+        <w:t xml:space="preserve">Um pouco diferente do while. Exemplo:</w:t>
+      </w:r>
+    </w:p>
+    <w:p>
+      <w:pPr>
+        <w:spacing w:before="0" w:after="200" w:line="276"/>
+        <w:ind w:right="0" w:left="0" w:firstLine="0"/>
+        <w:jc w:val="left"/>
+        <w:rPr>
+          <w:rFonts w:ascii="Calibri" w:hAnsi="Calibri" w:cs="Calibri" w:eastAsia="Calibri"/>
+          <w:color w:val="auto"/>
+          <w:spacing w:val="0"/>
+          <w:position w:val="0"/>
+          <w:sz w:val="22"/>
+          <w:shd w:fill="auto" w:val="clear"/>
+        </w:rPr>
+      </w:pPr>
+      <w:r>
+        <w:rPr>
+          <w:rFonts w:ascii="Calibri" w:hAnsi="Calibri" w:cs="Calibri" w:eastAsia="Calibri"/>
+          <w:color w:val="auto"/>
+          <w:spacing w:val="0"/>
+          <w:position w:val="0"/>
+          <w:sz w:val="22"/>
+          <w:shd w:fill="auto" w:val="clear"/>
+        </w:rPr>
+        <w:t xml:space="preserve">i = 1</w:t>
+      </w:r>
+    </w:p>
+    <w:p>
+      <w:pPr>
+        <w:spacing w:before="0" w:after="200" w:line="276"/>
+        <w:ind w:right="0" w:left="0" w:firstLine="0"/>
+        <w:jc w:val="left"/>
+        <w:rPr>
+          <w:rFonts w:ascii="Calibri" w:hAnsi="Calibri" w:cs="Calibri" w:eastAsia="Calibri"/>
+          <w:color w:val="auto"/>
+          <w:spacing w:val="0"/>
+          <w:position w:val="0"/>
+          <w:sz w:val="22"/>
+          <w:shd w:fill="auto" w:val="clear"/>
+        </w:rPr>
+      </w:pPr>
+      <w:r>
+        <w:rPr>
+          <w:rFonts w:ascii="Calibri" w:hAnsi="Calibri" w:cs="Calibri" w:eastAsia="Calibri"/>
+          <w:color w:val="auto"/>
+          <w:spacing w:val="0"/>
+          <w:position w:val="0"/>
+          <w:sz w:val="22"/>
+          <w:shd w:fill="auto" w:val="clear"/>
+        </w:rPr>
+        <w:t xml:space="preserve">while i &lt; 5:</w:t>
+      </w:r>
+    </w:p>
+    <w:p>
+      <w:pPr>
+        <w:spacing w:before="0" w:after="200" w:line="276"/>
+        <w:ind w:right="0" w:left="0" w:firstLine="0"/>
+        <w:jc w:val="left"/>
+        <w:rPr>
+          <w:rFonts w:ascii="Calibri" w:hAnsi="Calibri" w:cs="Calibri" w:eastAsia="Calibri"/>
+          <w:color w:val="auto"/>
+          <w:spacing w:val="0"/>
+          <w:position w:val="0"/>
+          <w:sz w:val="22"/>
+          <w:shd w:fill="auto" w:val="clear"/>
+        </w:rPr>
+      </w:pPr>
+      <w:r>
+        <w:rPr>
+          <w:rFonts w:ascii="Calibri" w:hAnsi="Calibri" w:cs="Calibri" w:eastAsia="Calibri"/>
+          <w:color w:val="auto"/>
+          <w:spacing w:val="0"/>
+          <w:position w:val="0"/>
+          <w:sz w:val="22"/>
+          <w:shd w:fill="auto" w:val="clear"/>
+        </w:rPr>
+        <w:t xml:space="preserve">    print(i)</w:t>
+      </w:r>
+    </w:p>
+    <w:p>
+      <w:pPr>
+        <w:spacing w:before="0" w:after="200" w:line="276"/>
+        <w:ind w:right="0" w:left="0" w:firstLine="0"/>
+        <w:jc w:val="left"/>
+        <w:rPr>
+          <w:rFonts w:ascii="Calibri" w:hAnsi="Calibri" w:cs="Calibri" w:eastAsia="Calibri"/>
+          <w:color w:val="auto"/>
+          <w:spacing w:val="0"/>
+          <w:position w:val="0"/>
+          <w:sz w:val="22"/>
+          <w:shd w:fill="auto" w:val="clear"/>
+        </w:rPr>
+      </w:pPr>
+      <w:r>
+        <w:rPr>
+          <w:rFonts w:ascii="Calibri" w:hAnsi="Calibri" w:cs="Calibri" w:eastAsia="Calibri"/>
+          <w:color w:val="auto"/>
+          <w:spacing w:val="0"/>
+          <w:position w:val="0"/>
+          <w:sz w:val="22"/>
+          <w:shd w:fill="auto" w:val="clear"/>
+        </w:rPr>
+        <w:t xml:space="preserve">    i += 2</w:t>
+      </w:r>
+    </w:p>
+    <w:p>
+      <w:pPr>
+        <w:spacing w:before="0" w:after="200" w:line="276"/>
+        <w:ind w:right="0" w:left="0" w:firstLine="0"/>
+        <w:jc w:val="left"/>
+        <w:rPr>
+          <w:rFonts w:ascii="Calibri" w:hAnsi="Calibri" w:cs="Calibri" w:eastAsia="Calibri"/>
+          <w:color w:val="auto"/>
+          <w:spacing w:val="0"/>
+          <w:position w:val="0"/>
+          <w:sz w:val="22"/>
+          <w:shd w:fill="auto" w:val="clear"/>
+        </w:rPr>
+      </w:pPr>
+      <w:r>
+        <w:rPr>
+          <w:rFonts w:ascii="Calibri" w:hAnsi="Calibri" w:cs="Calibri" w:eastAsia="Calibri"/>
+          <w:color w:val="auto"/>
+          <w:spacing w:val="0"/>
+          <w:position w:val="0"/>
+          <w:sz w:val="22"/>
+          <w:shd w:fill="auto" w:val="clear"/>
+        </w:rPr>
+        <w:t xml:space="preserve">else:</w:t>
+      </w:r>
+    </w:p>
+    <w:p>
+      <w:pPr>
+        <w:spacing w:before="0" w:after="200" w:line="276"/>
+        <w:ind w:right="0" w:left="0" w:firstLine="0"/>
+        <w:jc w:val="left"/>
+        <w:rPr>
+          <w:rFonts w:ascii="Calibri" w:hAnsi="Calibri" w:cs="Calibri" w:eastAsia="Calibri"/>
+          <w:color w:val="auto"/>
+          <w:spacing w:val="0"/>
+          <w:position w:val="0"/>
+          <w:sz w:val="22"/>
+          <w:shd w:fill="auto" w:val="clear"/>
+        </w:rPr>
+      </w:pPr>
+      <w:r>
+        <w:rPr>
+          <w:rFonts w:ascii="Calibri" w:hAnsi="Calibri" w:cs="Calibri" w:eastAsia="Calibri"/>
+          <w:color w:val="auto"/>
+          <w:spacing w:val="0"/>
+          <w:position w:val="0"/>
+          <w:sz w:val="22"/>
+          <w:shd w:fill="auto" w:val="clear"/>
+        </w:rPr>
+        <w:t xml:space="preserve">    print("else:", i)</w:t>
+      </w:r>
+    </w:p>
+    <w:p>
+      <w:pPr>
+        <w:spacing w:before="0" w:after="200" w:line="276"/>
+        <w:ind w:right="0" w:left="0" w:firstLine="0"/>
+        <w:jc w:val="left"/>
+        <w:rPr>
+          <w:rFonts w:ascii="Calibri" w:hAnsi="Calibri" w:cs="Calibri" w:eastAsia="Calibri"/>
+          <w:color w:val="auto"/>
+          <w:spacing w:val="0"/>
+          <w:position w:val="0"/>
+          <w:sz w:val="22"/>
+          <w:shd w:fill="auto" w:val="clear"/>
+        </w:rPr>
+      </w:pPr>
+      <w:r>
+        <w:rPr>
+          <w:rFonts w:ascii="Calibri" w:hAnsi="Calibri" w:cs="Calibri" w:eastAsia="Calibri"/>
+          <w:color w:val="auto"/>
+          <w:spacing w:val="0"/>
+          <w:position w:val="0"/>
+          <w:sz w:val="22"/>
+          <w:shd w:fill="auto" w:val="clear"/>
+        </w:rPr>
+        <w:t xml:space="preserve">Nessa estrutura o número a ser imprimido será 5, pois mesmo depois do print() acontecer dentro do while a variável de controle ainda recebe uma alteração.</w:t>
       </w:r>
     </w:p>
   </w:body>

--- a/Anotações/Outubro de 2024/Dia 23 - Estrutura for em Python.docx
+++ b/Anotações/Outubro de 2024/Dia 23 - Estrutura for em Python.docx
@@ -6,23 +6,25 @@
       <w:pPr>
         <w:spacing w:before="0" w:after="200" w:line="276"/>
         <w:ind w:right="0" w:left="0" w:firstLine="0"/>
-        <w:jc w:val="left"/>
-        <w:rPr>
-          <w:rFonts w:ascii="Calibri" w:hAnsi="Calibri" w:cs="Calibri" w:eastAsia="Calibri"/>
-          <w:color w:val="auto"/>
-          <w:spacing w:val="0"/>
-          <w:position w:val="0"/>
-          <w:sz w:val="22"/>
-          <w:shd w:fill="auto" w:val="clear"/>
-        </w:rPr>
-      </w:pPr>
-      <w:r>
-        <w:rPr>
-          <w:rFonts w:ascii="Calibri" w:hAnsi="Calibri" w:cs="Calibri" w:eastAsia="Calibri"/>
-          <w:color w:val="auto"/>
-          <w:spacing w:val="0"/>
-          <w:position w:val="0"/>
-          <w:sz w:val="22"/>
+        <w:jc w:val="center"/>
+        <w:rPr>
+          <w:rFonts w:ascii="Calibri" w:hAnsi="Calibri" w:cs="Calibri" w:eastAsia="Calibri"/>
+          <w:b/>
+          <w:color w:val="auto"/>
+          <w:spacing w:val="0"/>
+          <w:position w:val="0"/>
+          <w:sz w:val="32"/>
+          <w:shd w:fill="auto" w:val="clear"/>
+        </w:rPr>
+      </w:pPr>
+      <w:r>
+        <w:rPr>
+          <w:rFonts w:ascii="Calibri" w:hAnsi="Calibri" w:cs="Calibri" w:eastAsia="Calibri"/>
+          <w:b/>
+          <w:color w:val="auto"/>
+          <w:spacing w:val="0"/>
+          <w:position w:val="0"/>
+          <w:sz w:val="32"/>
           <w:shd w:fill="auto" w:val="clear"/>
         </w:rPr>
         <w:t xml:space="preserve">Estrutura for em Python</w:t>
@@ -32,19 +34,19 @@
       <w:pPr>
         <w:spacing w:before="0" w:after="200" w:line="240"/>
         <w:ind w:right="0" w:left="0" w:firstLine="0"/>
-        <w:jc w:val="left"/>
-        <w:rPr>
-          <w:rFonts w:ascii="Calibri" w:hAnsi="Calibri" w:cs="Calibri" w:eastAsia="Calibri"/>
-          <w:color w:val="auto"/>
-          <w:spacing w:val="0"/>
-          <w:position w:val="0"/>
-          <w:sz w:val="22"/>
-          <w:shd w:fill="auto" w:val="clear"/>
-        </w:rPr>
-      </w:pPr>
-      <w:r>
-        <w:object w:dxaOrig="4575" w:dyaOrig="2024">
-          <v:rect xmlns:o="urn:schemas-microsoft-com:office:office" xmlns:v="urn:schemas-microsoft-com:vml" id="rectole0000000000" style="width:228.750000pt;height:101.200000pt" o:preferrelative="t" o:ole="">
+        <w:jc w:val="center"/>
+        <w:rPr>
+          <w:rFonts w:ascii="Calibri" w:hAnsi="Calibri" w:cs="Calibri" w:eastAsia="Calibri"/>
+          <w:color w:val="auto"/>
+          <w:spacing w:val="0"/>
+          <w:position w:val="0"/>
+          <w:sz w:val="28"/>
+          <w:shd w:fill="auto" w:val="clear"/>
+        </w:rPr>
+      </w:pPr>
+      <w:r>
+        <w:object w:dxaOrig="4636" w:dyaOrig="2044">
+          <v:rect xmlns:o="urn:schemas-microsoft-com:office:office" xmlns:v="urn:schemas-microsoft-com:vml" id="rectole0000000000" style="width:231.800000pt;height:102.200000pt" o:preferrelative="t" o:ole="">
             <o:lock v:ext="edit"/>
             <v:imagedata xmlns:r="http://schemas.openxmlformats.org/officeDocument/2006/relationships" r:id="docRId1" o:title=""/>
           </v:rect>
@@ -66,17 +68,17 @@
           <w:color w:val="auto"/>
           <w:spacing w:val="0"/>
           <w:position w:val="0"/>
-          <w:sz w:val="22"/>
-          <w:shd w:fill="auto" w:val="clear"/>
-        </w:rPr>
-      </w:pPr>
-      <w:r>
-        <w:rPr>
-          <w:rFonts w:ascii="Calibri" w:hAnsi="Calibri" w:cs="Calibri" w:eastAsia="Calibri"/>
-          <w:color w:val="auto"/>
-          <w:spacing w:val="0"/>
-          <w:position w:val="0"/>
-          <w:sz w:val="22"/>
+          <w:sz w:val="28"/>
+          <w:shd w:fill="auto" w:val="clear"/>
+        </w:rPr>
+      </w:pPr>
+      <w:r>
+        <w:rPr>
+          <w:rFonts w:ascii="Calibri" w:hAnsi="Calibri" w:cs="Calibri" w:eastAsia="Calibri"/>
+          <w:color w:val="auto"/>
+          <w:spacing w:val="0"/>
+          <w:position w:val="0"/>
+          <w:sz w:val="28"/>
           <w:shd w:fill="auto" w:val="clear"/>
         </w:rPr>
         <w:t xml:space="preserve">A palavra-chave </w:t>
@@ -88,7 +90,7 @@
           <w:color w:val="auto"/>
           <w:spacing w:val="0"/>
           <w:position w:val="0"/>
-          <w:sz w:val="22"/>
+          <w:sz w:val="28"/>
           <w:shd w:fill="auto" w:val="clear"/>
         </w:rPr>
         <w:t xml:space="preserve">for </w:t>
@@ -99,7 +101,7 @@
           <w:color w:val="auto"/>
           <w:spacing w:val="0"/>
           <w:position w:val="0"/>
-          <w:sz w:val="22"/>
+          <w:sz w:val="28"/>
           <w:shd w:fill="auto" w:val="clear"/>
         </w:rPr>
         <w:t xml:space="preserve">abre o loop for, você não precisa adicionar uma condição booleana para essa estrutura;</w:t>
@@ -119,17 +121,17 @@
           <w:color w:val="auto"/>
           <w:spacing w:val="0"/>
           <w:position w:val="0"/>
-          <w:sz w:val="22"/>
-          <w:shd w:fill="auto" w:val="clear"/>
-        </w:rPr>
-      </w:pPr>
-      <w:r>
-        <w:rPr>
-          <w:rFonts w:ascii="Calibri" w:hAnsi="Calibri" w:cs="Calibri" w:eastAsia="Calibri"/>
-          <w:color w:val="auto"/>
-          <w:spacing w:val="0"/>
-          <w:position w:val="0"/>
-          <w:sz w:val="22"/>
+          <w:sz w:val="28"/>
+          <w:shd w:fill="auto" w:val="clear"/>
+        </w:rPr>
+      </w:pPr>
+      <w:r>
+        <w:rPr>
+          <w:rFonts w:ascii="Calibri" w:hAnsi="Calibri" w:cs="Calibri" w:eastAsia="Calibri"/>
+          <w:color w:val="auto"/>
+          <w:spacing w:val="0"/>
+          <w:position w:val="0"/>
+          <w:sz w:val="28"/>
           <w:shd w:fill="auto" w:val="clear"/>
         </w:rPr>
         <w:t xml:space="preserve">Qualquer variável depois da palavra for é a variável de controle;</w:t>
@@ -149,17 +151,17 @@
           <w:color w:val="auto"/>
           <w:spacing w:val="0"/>
           <w:position w:val="0"/>
-          <w:sz w:val="22"/>
-          <w:shd w:fill="auto" w:val="clear"/>
-        </w:rPr>
-      </w:pPr>
-      <w:r>
-        <w:rPr>
-          <w:rFonts w:ascii="Calibri" w:hAnsi="Calibri" w:cs="Calibri" w:eastAsia="Calibri"/>
-          <w:color w:val="auto"/>
-          <w:spacing w:val="0"/>
-          <w:position w:val="0"/>
-          <w:sz w:val="22"/>
+          <w:sz w:val="28"/>
+          <w:shd w:fill="auto" w:val="clear"/>
+        </w:rPr>
+      </w:pPr>
+      <w:r>
+        <w:rPr>
+          <w:rFonts w:ascii="Calibri" w:hAnsi="Calibri" w:cs="Calibri" w:eastAsia="Calibri"/>
+          <w:color w:val="auto"/>
+          <w:spacing w:val="0"/>
+          <w:position w:val="0"/>
+          <w:sz w:val="28"/>
           <w:shd w:fill="auto" w:val="clear"/>
         </w:rPr>
         <w:t xml:space="preserve">A palavra-chave in apresenta um elemento que descreve o range de possívels valores associados a variável de controle;</w:t>
@@ -179,17 +181,17 @@
           <w:color w:val="auto"/>
           <w:spacing w:val="0"/>
           <w:position w:val="0"/>
-          <w:sz w:val="22"/>
-          <w:shd w:fill="auto" w:val="clear"/>
-        </w:rPr>
-      </w:pPr>
-      <w:r>
-        <w:rPr>
-          <w:rFonts w:ascii="Calibri" w:hAnsi="Calibri" w:cs="Calibri" w:eastAsia="Calibri"/>
-          <w:color w:val="auto"/>
-          <w:spacing w:val="0"/>
-          <w:position w:val="0"/>
-          <w:sz w:val="22"/>
+          <w:sz w:val="28"/>
+          <w:shd w:fill="auto" w:val="clear"/>
+        </w:rPr>
+      </w:pPr>
+      <w:r>
+        <w:rPr>
+          <w:rFonts w:ascii="Calibri" w:hAnsi="Calibri" w:cs="Calibri" w:eastAsia="Calibri"/>
+          <w:color w:val="auto"/>
+          <w:spacing w:val="0"/>
+          <w:position w:val="0"/>
+          <w:sz w:val="28"/>
           <w:shd w:fill="auto" w:val="clear"/>
         </w:rPr>
         <w:t xml:space="preserve">A função range() é responsável por gerar todos os valores desejados da variável de controle; No exemplo acima, a função vai criar valores de 0 até 99; perceba que: nesse caso, o a função range() começa o trabalho do 0 e termina um valor Integer antes do valor do seu argumento;</w:t>
@@ -209,17 +211,17 @@
           <w:color w:val="auto"/>
           <w:spacing w:val="0"/>
           <w:position w:val="0"/>
-          <w:sz w:val="22"/>
-          <w:shd w:fill="auto" w:val="clear"/>
-        </w:rPr>
-      </w:pPr>
-      <w:r>
-        <w:rPr>
-          <w:rFonts w:ascii="Calibri" w:hAnsi="Calibri" w:cs="Calibri" w:eastAsia="Calibri"/>
-          <w:color w:val="auto"/>
-          <w:spacing w:val="0"/>
-          <w:position w:val="0"/>
-          <w:sz w:val="22"/>
+          <w:sz w:val="28"/>
+          <w:shd w:fill="auto" w:val="clear"/>
+        </w:rPr>
+      </w:pPr>
+      <w:r>
+        <w:rPr>
+          <w:rFonts w:ascii="Calibri" w:hAnsi="Calibri" w:cs="Calibri" w:eastAsia="Calibri"/>
+          <w:color w:val="auto"/>
+          <w:spacing w:val="0"/>
+          <w:position w:val="0"/>
+          <w:sz w:val="28"/>
           <w:shd w:fill="auto" w:val="clear"/>
         </w:rPr>
         <w:t xml:space="preserve">A palavra pass no código acima não faz nada, ela está no exemplo por que a função for precisa que pelo menos uma instrução esteja dentro de seu corpo(as estruturas - if, elif, else e while também tem a mesma característica).</w:t>
@@ -235,17 +237,34 @@
           <w:color w:val="auto"/>
           <w:spacing w:val="0"/>
           <w:position w:val="0"/>
-          <w:sz w:val="22"/>
-          <w:shd w:fill="auto" w:val="clear"/>
-        </w:rPr>
-      </w:pPr>
-      <w:r>
-        <w:rPr>
-          <w:rFonts w:ascii="Calibri" w:hAnsi="Calibri" w:cs="Calibri" w:eastAsia="Calibri"/>
-          <w:color w:val="auto"/>
-          <w:spacing w:val="0"/>
-          <w:position w:val="0"/>
-          <w:sz w:val="22"/>
+          <w:sz w:val="28"/>
+          <w:shd w:fill="auto" w:val="clear"/>
+        </w:rPr>
+      </w:pPr>
+    </w:p>
+    <w:p>
+      <w:pPr>
+        <w:spacing w:before="0" w:after="200" w:line="276"/>
+        <w:ind w:right="0" w:left="0" w:firstLine="0"/>
+        <w:jc w:val="left"/>
+        <w:rPr>
+          <w:rFonts w:ascii="Calibri" w:hAnsi="Calibri" w:cs="Calibri" w:eastAsia="Calibri"/>
+          <w:color w:val="auto"/>
+          <w:spacing w:val="0"/>
+          <w:position w:val="0"/>
+          <w:sz w:val="28"/>
+          <w:u w:val="single"/>
+          <w:shd w:fill="auto" w:val="clear"/>
+        </w:rPr>
+      </w:pPr>
+      <w:r>
+        <w:rPr>
+          <w:rFonts w:ascii="Calibri" w:hAnsi="Calibri" w:cs="Calibri" w:eastAsia="Calibri"/>
+          <w:color w:val="auto"/>
+          <w:spacing w:val="0"/>
+          <w:position w:val="0"/>
+          <w:sz w:val="28"/>
+          <w:u w:val="single"/>
           <w:shd w:fill="auto" w:val="clear"/>
         </w:rPr>
         <w:t xml:space="preserve">Manipulando a função range()</w:t>
@@ -261,19 +280,20 @@
           <w:color w:val="auto"/>
           <w:spacing w:val="0"/>
           <w:position w:val="0"/>
-          <w:sz w:val="22"/>
-          <w:shd w:fill="auto" w:val="clear"/>
-        </w:rPr>
-      </w:pPr>
-      <w:r>
-        <w:rPr>
-          <w:rFonts w:ascii="Calibri" w:hAnsi="Calibri" w:cs="Calibri" w:eastAsia="Calibri"/>
-          <w:color w:val="auto"/>
-          <w:spacing w:val="0"/>
-          <w:position w:val="0"/>
-          <w:sz w:val="22"/>
-          <w:shd w:fill="auto" w:val="clear"/>
-        </w:rPr>
+          <w:sz w:val="28"/>
+          <w:shd w:fill="auto" w:val="clear"/>
+        </w:rPr>
+      </w:pPr>
+      <w:r>
+        <w:rPr>
+          <w:rFonts w:ascii="Calibri" w:hAnsi="Calibri" w:cs="Calibri" w:eastAsia="Calibri"/>
+          <w:color w:val="auto"/>
+          <w:spacing w:val="0"/>
+          <w:position w:val="0"/>
+          <w:sz w:val="28"/>
+          <w:shd w:fill="auto" w:val="clear"/>
+        </w:rPr>
+        <w:tab/>
         <w:t xml:space="preserve">Nós podemos usar dois argumentos dentro de range. Exemplo:</w:t>
       </w:r>
     </w:p>
@@ -287,17 +307,17 @@
           <w:color w:val="auto"/>
           <w:spacing w:val="0"/>
           <w:position w:val="0"/>
-          <w:sz w:val="22"/>
-          <w:shd w:fill="auto" w:val="clear"/>
-        </w:rPr>
-      </w:pPr>
-      <w:r>
-        <w:rPr>
-          <w:rFonts w:ascii="Calibri" w:hAnsi="Calibri" w:cs="Calibri" w:eastAsia="Calibri"/>
-          <w:color w:val="auto"/>
-          <w:spacing w:val="0"/>
-          <w:position w:val="0"/>
-          <w:sz w:val="22"/>
+          <w:sz w:val="28"/>
+          <w:shd w:fill="auto" w:val="clear"/>
+        </w:rPr>
+      </w:pPr>
+      <w:r>
+        <w:rPr>
+          <w:rFonts w:ascii="Calibri" w:hAnsi="Calibri" w:cs="Calibri" w:eastAsia="Calibri"/>
+          <w:color w:val="auto"/>
+          <w:spacing w:val="0"/>
+          <w:position w:val="0"/>
+          <w:sz w:val="28"/>
           <w:shd w:fill="auto" w:val="clear"/>
         </w:rPr>
         <w:t xml:space="preserve">for i in range(2, 8):</w:t>
@@ -313,19 +333,20 @@
           <w:color w:val="auto"/>
           <w:spacing w:val="0"/>
           <w:position w:val="0"/>
-          <w:sz w:val="22"/>
-          <w:shd w:fill="auto" w:val="clear"/>
-        </w:rPr>
-      </w:pPr>
-      <w:r>
-        <w:rPr>
-          <w:rFonts w:ascii="Calibri" w:hAnsi="Calibri" w:cs="Calibri" w:eastAsia="Calibri"/>
-          <w:color w:val="auto"/>
-          <w:spacing w:val="0"/>
-          <w:position w:val="0"/>
-          <w:sz w:val="22"/>
-          <w:shd w:fill="auto" w:val="clear"/>
-        </w:rPr>
+          <w:sz w:val="28"/>
+          <w:shd w:fill="auto" w:val="clear"/>
+        </w:rPr>
+      </w:pPr>
+      <w:r>
+        <w:rPr>
+          <w:rFonts w:ascii="Calibri" w:hAnsi="Calibri" w:cs="Calibri" w:eastAsia="Calibri"/>
+          <w:color w:val="auto"/>
+          <w:spacing w:val="0"/>
+          <w:position w:val="0"/>
+          <w:sz w:val="28"/>
+          <w:shd w:fill="auto" w:val="clear"/>
+        </w:rPr>
+        <w:tab/>
         <w:t xml:space="preserve">Faz com que o primeiro número seja 2 e não 0, assim contando até 7.</w:t>
       </w:r>
     </w:p>
@@ -339,19 +360,20 @@
           <w:color w:val="auto"/>
           <w:spacing w:val="0"/>
           <w:position w:val="0"/>
-          <w:sz w:val="22"/>
-          <w:shd w:fill="auto" w:val="clear"/>
-        </w:rPr>
-      </w:pPr>
-      <w:r>
-        <w:rPr>
-          <w:rFonts w:ascii="Calibri" w:hAnsi="Calibri" w:cs="Calibri" w:eastAsia="Calibri"/>
-          <w:color w:val="auto"/>
-          <w:spacing w:val="0"/>
-          <w:position w:val="0"/>
-          <w:sz w:val="22"/>
-          <w:shd w:fill="auto" w:val="clear"/>
-        </w:rPr>
+          <w:sz w:val="28"/>
+          <w:shd w:fill="auto" w:val="clear"/>
+        </w:rPr>
+      </w:pPr>
+      <w:r>
+        <w:rPr>
+          <w:rFonts w:ascii="Calibri" w:hAnsi="Calibri" w:cs="Calibri" w:eastAsia="Calibri"/>
+          <w:color w:val="auto"/>
+          <w:spacing w:val="0"/>
+          <w:position w:val="0"/>
+          <w:sz w:val="28"/>
+          <w:shd w:fill="auto" w:val="clear"/>
+        </w:rPr>
+        <w:tab/>
         <w:t xml:space="preserve">Além disso, nós podemos usar três valores no range() fazendo assim que a forma que os números sejam contados seja diferente. Exemplo:</w:t>
       </w:r>
     </w:p>
@@ -365,17 +387,17 @@
           <w:color w:val="auto"/>
           <w:spacing w:val="0"/>
           <w:position w:val="0"/>
-          <w:sz w:val="22"/>
-          <w:shd w:fill="auto" w:val="clear"/>
-        </w:rPr>
-      </w:pPr>
-      <w:r>
-        <w:rPr>
-          <w:rFonts w:ascii="Calibri" w:hAnsi="Calibri" w:cs="Calibri" w:eastAsia="Calibri"/>
-          <w:color w:val="auto"/>
-          <w:spacing w:val="0"/>
-          <w:position w:val="0"/>
-          <w:sz w:val="22"/>
+          <w:sz w:val="28"/>
+          <w:shd w:fill="auto" w:val="clear"/>
+        </w:rPr>
+      </w:pPr>
+      <w:r>
+        <w:rPr>
+          <w:rFonts w:ascii="Calibri" w:hAnsi="Calibri" w:cs="Calibri" w:eastAsia="Calibri"/>
+          <w:color w:val="auto"/>
+          <w:spacing w:val="0"/>
+          <w:position w:val="0"/>
+          <w:sz w:val="28"/>
           <w:shd w:fill="auto" w:val="clear"/>
         </w:rPr>
         <w:t xml:space="preserve">for i in range(2, 8, 3):</w:t>
@@ -391,19 +413,20 @@
           <w:color w:val="auto"/>
           <w:spacing w:val="0"/>
           <w:position w:val="0"/>
-          <w:sz w:val="22"/>
-          <w:shd w:fill="auto" w:val="clear"/>
-        </w:rPr>
-      </w:pPr>
-      <w:r>
-        <w:rPr>
-          <w:rFonts w:ascii="Calibri" w:hAnsi="Calibri" w:cs="Calibri" w:eastAsia="Calibri"/>
-          <w:color w:val="auto"/>
-          <w:spacing w:val="0"/>
-          <w:position w:val="0"/>
-          <w:sz w:val="22"/>
-          <w:shd w:fill="auto" w:val="clear"/>
-        </w:rPr>
+          <w:sz w:val="28"/>
+          <w:shd w:fill="auto" w:val="clear"/>
+        </w:rPr>
+      </w:pPr>
+      <w:r>
+        <w:rPr>
+          <w:rFonts w:ascii="Calibri" w:hAnsi="Calibri" w:cs="Calibri" w:eastAsia="Calibri"/>
+          <w:color w:val="auto"/>
+          <w:spacing w:val="0"/>
+          <w:position w:val="0"/>
+          <w:sz w:val="28"/>
+          <w:shd w:fill="auto" w:val="clear"/>
+        </w:rPr>
+        <w:tab/>
         <w:t xml:space="preserve">O primeiro número a ser mostrado no console é 2, e se não tivessemos o terceiro argumento ele contaria até 7 de 1 em 1, porém, por conta do terceiro argumento ser um 3 ele vai contar do 2 para o 5 e o próximo seria um 8, porém como continuaria contando até 7, só que de 3 em 3 o 8 não é contado.</w:t>
       </w:r>
     </w:p>
@@ -417,19 +440,20 @@
           <w:color w:val="auto"/>
           <w:spacing w:val="0"/>
           <w:position w:val="0"/>
-          <w:sz w:val="22"/>
-          <w:shd w:fill="auto" w:val="clear"/>
-        </w:rPr>
-      </w:pPr>
-      <w:r>
-        <w:rPr>
-          <w:rFonts w:ascii="Calibri" w:hAnsi="Calibri" w:cs="Calibri" w:eastAsia="Calibri"/>
-          <w:color w:val="auto"/>
-          <w:spacing w:val="0"/>
-          <w:position w:val="0"/>
-          <w:sz w:val="22"/>
-          <w:shd w:fill="auto" w:val="clear"/>
-        </w:rPr>
+          <w:sz w:val="28"/>
+          <w:shd w:fill="auto" w:val="clear"/>
+        </w:rPr>
+      </w:pPr>
+      <w:r>
+        <w:rPr>
+          <w:rFonts w:ascii="Calibri" w:hAnsi="Calibri" w:cs="Calibri" w:eastAsia="Calibri"/>
+          <w:color w:val="auto"/>
+          <w:spacing w:val="0"/>
+          <w:position w:val="0"/>
+          <w:sz w:val="28"/>
+          <w:shd w:fill="auto" w:val="clear"/>
+        </w:rPr>
+        <w:tab/>
         <w:t xml:space="preserve">As funções break e continue funcionam exatamente como em Java.</w:t>
       </w:r>
     </w:p>
@@ -443,19 +467,20 @@
           <w:color w:val="auto"/>
           <w:spacing w:val="0"/>
           <w:position w:val="0"/>
-          <w:sz w:val="22"/>
-          <w:shd w:fill="auto" w:val="clear"/>
-        </w:rPr>
-      </w:pPr>
-      <w:r>
-        <w:rPr>
-          <w:rFonts w:ascii="Calibri" w:hAnsi="Calibri" w:cs="Calibri" w:eastAsia="Calibri"/>
-          <w:color w:val="auto"/>
-          <w:spacing w:val="0"/>
-          <w:position w:val="0"/>
-          <w:sz w:val="22"/>
-          <w:shd w:fill="auto" w:val="clear"/>
-        </w:rPr>
+          <w:sz w:val="28"/>
+          <w:shd w:fill="auto" w:val="clear"/>
+        </w:rPr>
+      </w:pPr>
+      <w:r>
+        <w:rPr>
+          <w:rFonts w:ascii="Calibri" w:hAnsi="Calibri" w:cs="Calibri" w:eastAsia="Calibri"/>
+          <w:color w:val="auto"/>
+          <w:spacing w:val="0"/>
+          <w:position w:val="0"/>
+          <w:sz w:val="28"/>
+          <w:shd w:fill="auto" w:val="clear"/>
+        </w:rPr>
+        <w:tab/>
         <w:t xml:space="preserve">Nós podemos usar também else nas estruturas while e nas estruturas for.</w:t>
       </w:r>
     </w:p>
@@ -469,19 +494,20 @@
           <w:color w:val="auto"/>
           <w:spacing w:val="0"/>
           <w:position w:val="0"/>
-          <w:sz w:val="22"/>
-          <w:shd w:fill="auto" w:val="clear"/>
-        </w:rPr>
-      </w:pPr>
-      <w:r>
-        <w:rPr>
-          <w:rFonts w:ascii="Calibri" w:hAnsi="Calibri" w:cs="Calibri" w:eastAsia="Calibri"/>
-          <w:color w:val="auto"/>
-          <w:spacing w:val="0"/>
-          <w:position w:val="0"/>
-          <w:sz w:val="22"/>
-          <w:shd w:fill="auto" w:val="clear"/>
-        </w:rPr>
+          <w:sz w:val="28"/>
+          <w:shd w:fill="auto" w:val="clear"/>
+        </w:rPr>
+      </w:pPr>
+      <w:r>
+        <w:rPr>
+          <w:rFonts w:ascii="Calibri" w:hAnsi="Calibri" w:cs="Calibri" w:eastAsia="Calibri"/>
+          <w:color w:val="auto"/>
+          <w:spacing w:val="0"/>
+          <w:position w:val="0"/>
+          <w:sz w:val="28"/>
+          <w:shd w:fill="auto" w:val="clear"/>
+        </w:rPr>
+        <w:tab/>
         <w:t xml:space="preserve">Nas estruturas for o valor armazenado é o último a ter sido contado. Por exemplo:</w:t>
       </w:r>
     </w:p>
@@ -495,17 +521,17 @@
           <w:color w:val="auto"/>
           <w:spacing w:val="0"/>
           <w:position w:val="0"/>
-          <w:sz w:val="22"/>
-          <w:shd w:fill="auto" w:val="clear"/>
-        </w:rPr>
-      </w:pPr>
-      <w:r>
-        <w:rPr>
-          <w:rFonts w:ascii="Calibri" w:hAnsi="Calibri" w:cs="Calibri" w:eastAsia="Calibri"/>
-          <w:color w:val="auto"/>
-          <w:spacing w:val="0"/>
-          <w:position w:val="0"/>
-          <w:sz w:val="22"/>
+          <w:sz w:val="28"/>
+          <w:shd w:fill="auto" w:val="clear"/>
+        </w:rPr>
+      </w:pPr>
+      <w:r>
+        <w:rPr>
+          <w:rFonts w:ascii="Calibri" w:hAnsi="Calibri" w:cs="Calibri" w:eastAsia="Calibri"/>
+          <w:color w:val="auto"/>
+          <w:spacing w:val="0"/>
+          <w:position w:val="0"/>
+          <w:sz w:val="28"/>
           <w:shd w:fill="auto" w:val="clear"/>
         </w:rPr>
         <w:t xml:space="preserve">i = 12</w:t>
@@ -521,17 +547,17 @@
           <w:color w:val="auto"/>
           <w:spacing w:val="0"/>
           <w:position w:val="0"/>
-          <w:sz w:val="22"/>
-          <w:shd w:fill="auto" w:val="clear"/>
-        </w:rPr>
-      </w:pPr>
-      <w:r>
-        <w:rPr>
-          <w:rFonts w:ascii="Calibri" w:hAnsi="Calibri" w:cs="Calibri" w:eastAsia="Calibri"/>
-          <w:color w:val="auto"/>
-          <w:spacing w:val="0"/>
-          <w:position w:val="0"/>
-          <w:sz w:val="22"/>
+          <w:sz w:val="28"/>
+          <w:shd w:fill="auto" w:val="clear"/>
+        </w:rPr>
+      </w:pPr>
+      <w:r>
+        <w:rPr>
+          <w:rFonts w:ascii="Calibri" w:hAnsi="Calibri" w:cs="Calibri" w:eastAsia="Calibri"/>
+          <w:color w:val="auto"/>
+          <w:spacing w:val="0"/>
+          <w:position w:val="0"/>
+          <w:sz w:val="28"/>
           <w:shd w:fill="auto" w:val="clear"/>
         </w:rPr>
         <w:t xml:space="preserve">for i in range(2, 21, 3):</w:t>
@@ -547,17 +573,17 @@
           <w:color w:val="auto"/>
           <w:spacing w:val="0"/>
           <w:position w:val="0"/>
-          <w:sz w:val="22"/>
-          <w:shd w:fill="auto" w:val="clear"/>
-        </w:rPr>
-      </w:pPr>
-      <w:r>
-        <w:rPr>
-          <w:rFonts w:ascii="Calibri" w:hAnsi="Calibri" w:cs="Calibri" w:eastAsia="Calibri"/>
-          <w:color w:val="auto"/>
-          <w:spacing w:val="0"/>
-          <w:position w:val="0"/>
-          <w:sz w:val="22"/>
+          <w:sz w:val="28"/>
+          <w:shd w:fill="auto" w:val="clear"/>
+        </w:rPr>
+      </w:pPr>
+      <w:r>
+        <w:rPr>
+          <w:rFonts w:ascii="Calibri" w:hAnsi="Calibri" w:cs="Calibri" w:eastAsia="Calibri"/>
+          <w:color w:val="auto"/>
+          <w:spacing w:val="0"/>
+          <w:position w:val="0"/>
+          <w:sz w:val="28"/>
           <w:shd w:fill="auto" w:val="clear"/>
         </w:rPr>
         <w:t xml:space="preserve">    print(i)</w:t>
@@ -573,17 +599,17 @@
           <w:color w:val="auto"/>
           <w:spacing w:val="0"/>
           <w:position w:val="0"/>
-          <w:sz w:val="22"/>
-          <w:shd w:fill="auto" w:val="clear"/>
-        </w:rPr>
-      </w:pPr>
-      <w:r>
-        <w:rPr>
-          <w:rFonts w:ascii="Calibri" w:hAnsi="Calibri" w:cs="Calibri" w:eastAsia="Calibri"/>
-          <w:color w:val="auto"/>
-          <w:spacing w:val="0"/>
-          <w:position w:val="0"/>
-          <w:sz w:val="22"/>
+          <w:sz w:val="28"/>
+          <w:shd w:fill="auto" w:val="clear"/>
+        </w:rPr>
+      </w:pPr>
+      <w:r>
+        <w:rPr>
+          <w:rFonts w:ascii="Calibri" w:hAnsi="Calibri" w:cs="Calibri" w:eastAsia="Calibri"/>
+          <w:color w:val="auto"/>
+          <w:spacing w:val="0"/>
+          <w:position w:val="0"/>
+          <w:sz w:val="28"/>
           <w:shd w:fill="auto" w:val="clear"/>
         </w:rPr>
         <w:t xml:space="preserve">else:</w:t>
@@ -599,17 +625,17 @@
           <w:color w:val="auto"/>
           <w:spacing w:val="0"/>
           <w:position w:val="0"/>
-          <w:sz w:val="22"/>
-          <w:shd w:fill="auto" w:val="clear"/>
-        </w:rPr>
-      </w:pPr>
-      <w:r>
-        <w:rPr>
-          <w:rFonts w:ascii="Calibri" w:hAnsi="Calibri" w:cs="Calibri" w:eastAsia="Calibri"/>
-          <w:color w:val="auto"/>
-          <w:spacing w:val="0"/>
-          <w:position w:val="0"/>
-          <w:sz w:val="22"/>
+          <w:sz w:val="28"/>
+          <w:shd w:fill="auto" w:val="clear"/>
+        </w:rPr>
+      </w:pPr>
+      <w:r>
+        <w:rPr>
+          <w:rFonts w:ascii="Calibri" w:hAnsi="Calibri" w:cs="Calibri" w:eastAsia="Calibri"/>
+          <w:color w:val="auto"/>
+          <w:spacing w:val="0"/>
+          <w:position w:val="0"/>
+          <w:sz w:val="28"/>
           <w:shd w:fill="auto" w:val="clear"/>
         </w:rPr>
         <w:t xml:space="preserve">    print("else:", i)</w:t>
@@ -625,19 +651,20 @@
           <w:color w:val="auto"/>
           <w:spacing w:val="0"/>
           <w:position w:val="0"/>
-          <w:sz w:val="22"/>
-          <w:shd w:fill="auto" w:val="clear"/>
-        </w:rPr>
-      </w:pPr>
-      <w:r>
-        <w:rPr>
-          <w:rFonts w:ascii="Calibri" w:hAnsi="Calibri" w:cs="Calibri" w:eastAsia="Calibri"/>
-          <w:color w:val="auto"/>
-          <w:spacing w:val="0"/>
-          <w:position w:val="0"/>
-          <w:sz w:val="22"/>
-          <w:shd w:fill="auto" w:val="clear"/>
-        </w:rPr>
+          <w:sz w:val="28"/>
+          <w:shd w:fill="auto" w:val="clear"/>
+        </w:rPr>
+      </w:pPr>
+      <w:r>
+        <w:rPr>
+          <w:rFonts w:ascii="Calibri" w:hAnsi="Calibri" w:cs="Calibri" w:eastAsia="Calibri"/>
+          <w:color w:val="auto"/>
+          <w:spacing w:val="0"/>
+          <w:position w:val="0"/>
+          <w:sz w:val="28"/>
+          <w:shd w:fill="auto" w:val="clear"/>
+        </w:rPr>
+        <w:tab/>
         <w:t xml:space="preserve">O último número a ser contado será 20, e portanto o else ira imprimir o número 20.</w:t>
       </w:r>
     </w:p>
@@ -651,19 +678,20 @@
           <w:color w:val="auto"/>
           <w:spacing w:val="0"/>
           <w:position w:val="0"/>
-          <w:sz w:val="22"/>
-          <w:shd w:fill="auto" w:val="clear"/>
-        </w:rPr>
-      </w:pPr>
-      <w:r>
-        <w:rPr>
-          <w:rFonts w:ascii="Calibri" w:hAnsi="Calibri" w:cs="Calibri" w:eastAsia="Calibri"/>
-          <w:color w:val="auto"/>
-          <w:spacing w:val="0"/>
-          <w:position w:val="0"/>
-          <w:sz w:val="22"/>
-          <w:shd w:fill="auto" w:val="clear"/>
-        </w:rPr>
+          <w:sz w:val="28"/>
+          <w:shd w:fill="auto" w:val="clear"/>
+        </w:rPr>
+      </w:pPr>
+      <w:r>
+        <w:rPr>
+          <w:rFonts w:ascii="Calibri" w:hAnsi="Calibri" w:cs="Calibri" w:eastAsia="Calibri"/>
+          <w:color w:val="auto"/>
+          <w:spacing w:val="0"/>
+          <w:position w:val="0"/>
+          <w:sz w:val="28"/>
+          <w:shd w:fill="auto" w:val="clear"/>
+        </w:rPr>
+        <w:tab/>
         <w:t xml:space="preserve">Um pouco diferente do while. Exemplo:</w:t>
       </w:r>
     </w:p>
@@ -677,17 +705,17 @@
           <w:color w:val="auto"/>
           <w:spacing w:val="0"/>
           <w:position w:val="0"/>
-          <w:sz w:val="22"/>
-          <w:shd w:fill="auto" w:val="clear"/>
-        </w:rPr>
-      </w:pPr>
-      <w:r>
-        <w:rPr>
-          <w:rFonts w:ascii="Calibri" w:hAnsi="Calibri" w:cs="Calibri" w:eastAsia="Calibri"/>
-          <w:color w:val="auto"/>
-          <w:spacing w:val="0"/>
-          <w:position w:val="0"/>
-          <w:sz w:val="22"/>
+          <w:sz w:val="28"/>
+          <w:shd w:fill="auto" w:val="clear"/>
+        </w:rPr>
+      </w:pPr>
+      <w:r>
+        <w:rPr>
+          <w:rFonts w:ascii="Calibri" w:hAnsi="Calibri" w:cs="Calibri" w:eastAsia="Calibri"/>
+          <w:color w:val="auto"/>
+          <w:spacing w:val="0"/>
+          <w:position w:val="0"/>
+          <w:sz w:val="28"/>
           <w:shd w:fill="auto" w:val="clear"/>
         </w:rPr>
         <w:t xml:space="preserve">i = 1</w:t>
@@ -703,17 +731,17 @@
           <w:color w:val="auto"/>
           <w:spacing w:val="0"/>
           <w:position w:val="0"/>
-          <w:sz w:val="22"/>
-          <w:shd w:fill="auto" w:val="clear"/>
-        </w:rPr>
-      </w:pPr>
-      <w:r>
-        <w:rPr>
-          <w:rFonts w:ascii="Calibri" w:hAnsi="Calibri" w:cs="Calibri" w:eastAsia="Calibri"/>
-          <w:color w:val="auto"/>
-          <w:spacing w:val="0"/>
-          <w:position w:val="0"/>
-          <w:sz w:val="22"/>
+          <w:sz w:val="28"/>
+          <w:shd w:fill="auto" w:val="clear"/>
+        </w:rPr>
+      </w:pPr>
+      <w:r>
+        <w:rPr>
+          <w:rFonts w:ascii="Calibri" w:hAnsi="Calibri" w:cs="Calibri" w:eastAsia="Calibri"/>
+          <w:color w:val="auto"/>
+          <w:spacing w:val="0"/>
+          <w:position w:val="0"/>
+          <w:sz w:val="28"/>
           <w:shd w:fill="auto" w:val="clear"/>
         </w:rPr>
         <w:t xml:space="preserve">while i &lt; 5:</w:t>
@@ -729,17 +757,17 @@
           <w:color w:val="auto"/>
           <w:spacing w:val="0"/>
           <w:position w:val="0"/>
-          <w:sz w:val="22"/>
-          <w:shd w:fill="auto" w:val="clear"/>
-        </w:rPr>
-      </w:pPr>
-      <w:r>
-        <w:rPr>
-          <w:rFonts w:ascii="Calibri" w:hAnsi="Calibri" w:cs="Calibri" w:eastAsia="Calibri"/>
-          <w:color w:val="auto"/>
-          <w:spacing w:val="0"/>
-          <w:position w:val="0"/>
-          <w:sz w:val="22"/>
+          <w:sz w:val="28"/>
+          <w:shd w:fill="auto" w:val="clear"/>
+        </w:rPr>
+      </w:pPr>
+      <w:r>
+        <w:rPr>
+          <w:rFonts w:ascii="Calibri" w:hAnsi="Calibri" w:cs="Calibri" w:eastAsia="Calibri"/>
+          <w:color w:val="auto"/>
+          <w:spacing w:val="0"/>
+          <w:position w:val="0"/>
+          <w:sz w:val="28"/>
           <w:shd w:fill="auto" w:val="clear"/>
         </w:rPr>
         <w:t xml:space="preserve">    print(i)</w:t>
@@ -755,17 +783,17 @@
           <w:color w:val="auto"/>
           <w:spacing w:val="0"/>
           <w:position w:val="0"/>
-          <w:sz w:val="22"/>
-          <w:shd w:fill="auto" w:val="clear"/>
-        </w:rPr>
-      </w:pPr>
-      <w:r>
-        <w:rPr>
-          <w:rFonts w:ascii="Calibri" w:hAnsi="Calibri" w:cs="Calibri" w:eastAsia="Calibri"/>
-          <w:color w:val="auto"/>
-          <w:spacing w:val="0"/>
-          <w:position w:val="0"/>
-          <w:sz w:val="22"/>
+          <w:sz w:val="28"/>
+          <w:shd w:fill="auto" w:val="clear"/>
+        </w:rPr>
+      </w:pPr>
+      <w:r>
+        <w:rPr>
+          <w:rFonts w:ascii="Calibri" w:hAnsi="Calibri" w:cs="Calibri" w:eastAsia="Calibri"/>
+          <w:color w:val="auto"/>
+          <w:spacing w:val="0"/>
+          <w:position w:val="0"/>
+          <w:sz w:val="28"/>
           <w:shd w:fill="auto" w:val="clear"/>
         </w:rPr>
         <w:t xml:space="preserve">    i += 2</w:t>
@@ -781,17 +809,17 @@
           <w:color w:val="auto"/>
           <w:spacing w:val="0"/>
           <w:position w:val="0"/>
-          <w:sz w:val="22"/>
-          <w:shd w:fill="auto" w:val="clear"/>
-        </w:rPr>
-      </w:pPr>
-      <w:r>
-        <w:rPr>
-          <w:rFonts w:ascii="Calibri" w:hAnsi="Calibri" w:cs="Calibri" w:eastAsia="Calibri"/>
-          <w:color w:val="auto"/>
-          <w:spacing w:val="0"/>
-          <w:position w:val="0"/>
-          <w:sz w:val="22"/>
+          <w:sz w:val="28"/>
+          <w:shd w:fill="auto" w:val="clear"/>
+        </w:rPr>
+      </w:pPr>
+      <w:r>
+        <w:rPr>
+          <w:rFonts w:ascii="Calibri" w:hAnsi="Calibri" w:cs="Calibri" w:eastAsia="Calibri"/>
+          <w:color w:val="auto"/>
+          <w:spacing w:val="0"/>
+          <w:position w:val="0"/>
+          <w:sz w:val="28"/>
           <w:shd w:fill="auto" w:val="clear"/>
         </w:rPr>
         <w:t xml:space="preserve">else:</w:t>
@@ -807,17 +835,17 @@
           <w:color w:val="auto"/>
           <w:spacing w:val="0"/>
           <w:position w:val="0"/>
-          <w:sz w:val="22"/>
-          <w:shd w:fill="auto" w:val="clear"/>
-        </w:rPr>
-      </w:pPr>
-      <w:r>
-        <w:rPr>
-          <w:rFonts w:ascii="Calibri" w:hAnsi="Calibri" w:cs="Calibri" w:eastAsia="Calibri"/>
-          <w:color w:val="auto"/>
-          <w:spacing w:val="0"/>
-          <w:position w:val="0"/>
-          <w:sz w:val="22"/>
+          <w:sz w:val="28"/>
+          <w:shd w:fill="auto" w:val="clear"/>
+        </w:rPr>
+      </w:pPr>
+      <w:r>
+        <w:rPr>
+          <w:rFonts w:ascii="Calibri" w:hAnsi="Calibri" w:cs="Calibri" w:eastAsia="Calibri"/>
+          <w:color w:val="auto"/>
+          <w:spacing w:val="0"/>
+          <w:position w:val="0"/>
+          <w:sz w:val="28"/>
           <w:shd w:fill="auto" w:val="clear"/>
         </w:rPr>
         <w:t xml:space="preserve">    print("else:", i)</w:t>
@@ -833,19 +861,20 @@
           <w:color w:val="auto"/>
           <w:spacing w:val="0"/>
           <w:position w:val="0"/>
-          <w:sz w:val="22"/>
-          <w:shd w:fill="auto" w:val="clear"/>
-        </w:rPr>
-      </w:pPr>
-      <w:r>
-        <w:rPr>
-          <w:rFonts w:ascii="Calibri" w:hAnsi="Calibri" w:cs="Calibri" w:eastAsia="Calibri"/>
-          <w:color w:val="auto"/>
-          <w:spacing w:val="0"/>
-          <w:position w:val="0"/>
-          <w:sz w:val="22"/>
-          <w:shd w:fill="auto" w:val="clear"/>
-        </w:rPr>
+          <w:sz w:val="28"/>
+          <w:shd w:fill="auto" w:val="clear"/>
+        </w:rPr>
+      </w:pPr>
+      <w:r>
+        <w:rPr>
+          <w:rFonts w:ascii="Calibri" w:hAnsi="Calibri" w:cs="Calibri" w:eastAsia="Calibri"/>
+          <w:color w:val="auto"/>
+          <w:spacing w:val="0"/>
+          <w:position w:val="0"/>
+          <w:sz w:val="28"/>
+          <w:shd w:fill="auto" w:val="clear"/>
+        </w:rPr>
+        <w:tab/>
         <w:t xml:space="preserve">Nessa estrutura o número a ser imprimido será 5, pois mesmo depois do print() acontecer dentro do while a variável de controle ainda recebe uma alteração.</w:t>
       </w:r>
     </w:p>
